--- a/docs/design docs/high level design/Order Flow.docx
+++ b/docs/design docs/high level design/Order Flow.docx
@@ -737,7 +737,7 @@
                 <w:noProof/>
                 <w:webHidden/>
               </w:rPr>
-              <w:t>5</w:t>
+              <w:t>6</w:t>
             </w:r>
             <w:r>
               <w:rPr>
@@ -809,7 +809,7 @@
                 <w:noProof/>
                 <w:webHidden/>
               </w:rPr>
-              <w:t>5</w:t>
+              <w:t>7</w:t>
             </w:r>
             <w:r>
               <w:rPr>
@@ -881,7 +881,7 @@
                 <w:noProof/>
                 <w:webHidden/>
               </w:rPr>
-              <w:t>5</w:t>
+              <w:t>8</w:t>
             </w:r>
             <w:r>
               <w:rPr>
@@ -953,7 +953,7 @@
                 <w:noProof/>
                 <w:webHidden/>
               </w:rPr>
-              <w:t>5</w:t>
+              <w:t>8</w:t>
             </w:r>
             <w:r>
               <w:rPr>
@@ -1025,7 +1025,7 @@
                 <w:noProof/>
                 <w:webHidden/>
               </w:rPr>
-              <w:t>5</w:t>
+              <w:t>8</w:t>
             </w:r>
             <w:r>
               <w:rPr>
@@ -1097,7 +1097,7 @@
                 <w:noProof/>
                 <w:webHidden/>
               </w:rPr>
-              <w:t>6</w:t>
+              <w:t>8</w:t>
             </w:r>
             <w:r>
               <w:rPr>
@@ -1169,7 +1169,7 @@
                 <w:noProof/>
                 <w:webHidden/>
               </w:rPr>
-              <w:t>6</w:t>
+              <w:t>8</w:t>
             </w:r>
             <w:r>
               <w:rPr>
@@ -1241,7 +1241,7 @@
                 <w:noProof/>
                 <w:webHidden/>
               </w:rPr>
-              <w:t>6</w:t>
+              <w:t>9</w:t>
             </w:r>
             <w:r>
               <w:rPr>
@@ -1314,7 +1314,7 @@
                 <w:noProof/>
                 <w:webHidden/>
               </w:rPr>
-              <w:t>6</w:t>
+              <w:t>9</w:t>
             </w:r>
             <w:r>
               <w:rPr>
@@ -1386,7 +1386,7 @@
                 <w:noProof/>
                 <w:webHidden/>
               </w:rPr>
-              <w:t>7</w:t>
+              <w:t>9</w:t>
             </w:r>
             <w:r>
               <w:rPr>
@@ -1458,7 +1458,7 @@
                 <w:noProof/>
                 <w:webHidden/>
               </w:rPr>
-              <w:t>7</w:t>
+              <w:t>9</w:t>
             </w:r>
             <w:r>
               <w:rPr>
@@ -1530,7 +1530,7 @@
                 <w:noProof/>
                 <w:webHidden/>
               </w:rPr>
-              <w:t>7</w:t>
+              <w:t>10</w:t>
             </w:r>
             <w:r>
               <w:rPr>
@@ -1602,7 +1602,7 @@
                 <w:noProof/>
                 <w:webHidden/>
               </w:rPr>
-              <w:t>7</w:t>
+              <w:t>10</w:t>
             </w:r>
             <w:r>
               <w:rPr>
@@ -1674,7 +1674,7 @@
                 <w:noProof/>
                 <w:webHidden/>
               </w:rPr>
-              <w:t>8</w:t>
+              <w:t>10</w:t>
             </w:r>
             <w:r>
               <w:rPr>
@@ -2522,6 +2522,60 @@
       </w:r>
     </w:p>
     <w:p>
+      <w:r>
+        <w:lastRenderedPageBreak/>
+        <w:drawing>
+          <wp:inline distT="0" distB="0" distL="0" distR="0" wp14:anchorId="57CFA542" wp14:editId="6F910A9B">
+            <wp:extent cx="5943600" cy="4259580"/>
+            <wp:effectExtent l="0" t="0" r="0" b="7620"/>
+            <wp:docPr id="1167250979" name="Picture 6"/>
+            <wp:cNvGraphicFramePr>
+              <a:graphicFrameLocks xmlns:a="http://schemas.openxmlformats.org/drawingml/2006/main" noChangeAspect="1"/>
+            </wp:cNvGraphicFramePr>
+            <a:graphic xmlns:a="http://schemas.openxmlformats.org/drawingml/2006/main">
+              <a:graphicData uri="http://schemas.openxmlformats.org/drawingml/2006/picture">
+                <pic:pic xmlns:pic="http://schemas.openxmlformats.org/drawingml/2006/picture">
+                  <pic:nvPicPr>
+                    <pic:cNvPr id="0" name="Picture 17"/>
+                    <pic:cNvPicPr>
+                      <a:picLocks noChangeAspect="1" noChangeArrowheads="1"/>
+                    </pic:cNvPicPr>
+                  </pic:nvPicPr>
+                  <pic:blipFill>
+                    <a:blip r:embed="rId11" cstate="print">
+                      <a:extLst>
+                        <a:ext uri="{28A0092B-C50C-407E-A947-70E740481C1C}">
+                          <a14:useLocalDpi xmlns:a14="http://schemas.microsoft.com/office/drawing/2010/main" val="0"/>
+                        </a:ext>
+                      </a:extLst>
+                    </a:blip>
+                    <a:srcRect/>
+                    <a:stretch>
+                      <a:fillRect/>
+                    </a:stretch>
+                  </pic:blipFill>
+                  <pic:spPr bwMode="auto">
+                    <a:xfrm>
+                      <a:off x="0" y="0"/>
+                      <a:ext cx="5943600" cy="4259580"/>
+                    </a:xfrm>
+                    <a:prstGeom prst="rect">
+                      <a:avLst/>
+                    </a:prstGeom>
+                    <a:noFill/>
+                    <a:ln>
+                      <a:noFill/>
+                    </a:ln>
+                  </pic:spPr>
+                </pic:pic>
+              </a:graphicData>
+            </a:graphic>
+          </wp:inline>
+        </w:drawing>
+      </w:r>
+    </w:p>
+    <w:p/>
+    <w:p>
       <w:pPr>
         <w:pStyle w:val="Heading1"/>
       </w:pPr>
@@ -2835,22 +2889,22 @@
       </w:pPr>
       <w:bookmarkStart w:id="8" w:name="_Toc234821150"/>
       <w:r>
+        <w:t>Saga &amp; Compensation</w:t>
+      </w:r>
+      <w:bookmarkEnd w:id="8"/>
+    </w:p>
+    <w:p>
+      <w:r>
+        <w:t>The order workflow is a saga: a sequence of local transactions where each step has a compensating action that undoes it.  There are no distributed transactions and no 2-phase commits – those are rejected deliberately in ADR-001.</w:t>
+      </w:r>
+    </w:p>
+    <w:p>
+      <w:pPr>
+        <w:pStyle w:val="Heading2"/>
+      </w:pPr>
+      <w:bookmarkStart w:id="9" w:name="_Toc234821151"/>
+      <w:r>
         <w:lastRenderedPageBreak/>
-        <w:t>Saga &amp; Compensation</w:t>
-      </w:r>
-      <w:bookmarkEnd w:id="8"/>
-    </w:p>
-    <w:p>
-      <w:r>
-        <w:t>The order workflow is a saga: a sequence of local transactions where each step has a compensating action that undoes it.  There are no distributed transactions and no 2-phase commits – those are rejected deliberately in ADR-001.</w:t>
-      </w:r>
-    </w:p>
-    <w:p>
-      <w:pPr>
-        <w:pStyle w:val="Heading2"/>
-      </w:pPr>
-      <w:bookmarkStart w:id="9" w:name="_Toc234821151"/>
-      <w:r>
         <w:t>Forward Path</w:t>
       </w:r>
       <w:bookmarkEnd w:id="9"/>
@@ -2976,7 +3030,13 @@
       </w:r>
       <w:proofErr w:type="gramEnd"/>
       <w:r>
-        <w:t xml:space="preserve"> serves.  Each scenario below is something to demonstrate live, ideally by killing a dependency mid-flow and narrating the recovery.</w:t>
+        <w:t xml:space="preserve"> serves.  Each scenario below is </w:t>
+      </w:r>
+      <w:r>
+        <w:t>meant to be demonstrated</w:t>
+      </w:r>
+      <w:r>
+        <w:t xml:space="preserve"> live, ideally by killing a dependency mid-flow and narrating the recovery.</w:t>
       </w:r>
     </w:p>
     <w:tbl>
@@ -3413,7 +3473,6 @@
           <w:b/>
           <w:bCs/>
         </w:rPr>
-        <w:lastRenderedPageBreak/>
         <w:t>Concurrency Control</w:t>
       </w:r>
       <w:r>
@@ -3529,6 +3588,7 @@
                 <w:b/>
                 <w:bCs/>
               </w:rPr>
+              <w:lastRenderedPageBreak/>
               <w:t>Cosmos DB</w:t>
             </w:r>
           </w:p>
@@ -4145,7 +4205,6 @@
           <w:rFonts w:eastAsia="Calibri" w:cs="Calibri"/>
           <w:color w:val="222222"/>
         </w:rPr>
-        <w:lastRenderedPageBreak/>
         <w:t>Every message and handler is on the same correlation id / trace.</w:t>
       </w:r>
     </w:p>
@@ -4191,6 +4250,7 @@
       </w:pPr>
       <w:bookmarkStart w:id="18" w:name="_Toc234821160"/>
       <w:r>
+        <w:lastRenderedPageBreak/>
         <w:t>Architecture Decision Records</w:t>
       </w:r>
       <w:bookmarkEnd w:id="18"/>
@@ -4305,15 +4365,17 @@
             <w:tcW w:w="3116" w:type="dxa"/>
           </w:tcPr>
           <w:p>
-            <w:r>
-              <w:rPr>
-                <w:rFonts w:eastAsia="Calibri" w:cs="Calibri"/>
-                <w:color w:val="222222"/>
-                <w:sz w:val="19"/>
-                <w:szCs w:val="19"/>
-              </w:rPr>
-              <w:t>ADR-001</w:t>
-            </w:r>
+            <w:hyperlink r:id="rId12" w:history="1">
+              <w:r>
+                <w:rPr>
+                  <w:rStyle w:val="Hyperlink"/>
+                  <w:rFonts w:eastAsia="Calibri" w:cs="Calibri"/>
+                  <w:sz w:val="19"/>
+                  <w:szCs w:val="19"/>
+                </w:rPr>
+                <w:t>ADR-001</w:t>
+              </w:r>
+            </w:hyperlink>
           </w:p>
         </w:tc>
         <w:tc>
@@ -4355,15 +4417,17 @@
             <w:tcW w:w="3116" w:type="dxa"/>
           </w:tcPr>
           <w:p>
-            <w:r>
-              <w:rPr>
-                <w:rFonts w:eastAsia="Calibri" w:cs="Calibri"/>
-                <w:color w:val="222222"/>
-                <w:sz w:val="19"/>
-                <w:szCs w:val="19"/>
-              </w:rPr>
-              <w:t>ADR-002</w:t>
-            </w:r>
+            <w:hyperlink r:id="rId13" w:history="1">
+              <w:r>
+                <w:rPr>
+                  <w:rStyle w:val="Hyperlink"/>
+                  <w:rFonts w:eastAsia="Calibri" w:cs="Calibri"/>
+                  <w:sz w:val="19"/>
+                  <w:szCs w:val="19"/>
+                </w:rPr>
+                <w:t>ADR-002</w:t>
+              </w:r>
+            </w:hyperlink>
           </w:p>
         </w:tc>
         <w:tc>
@@ -4405,15 +4469,17 @@
             <w:tcW w:w="3116" w:type="dxa"/>
           </w:tcPr>
           <w:p>
-            <w:r>
-              <w:rPr>
-                <w:rFonts w:eastAsia="Calibri" w:cs="Calibri"/>
-                <w:color w:val="222222"/>
-                <w:sz w:val="19"/>
-                <w:szCs w:val="19"/>
-              </w:rPr>
-              <w:t>ADR-003</w:t>
-            </w:r>
+            <w:hyperlink r:id="rId14" w:history="1">
+              <w:r>
+                <w:rPr>
+                  <w:rStyle w:val="Hyperlink"/>
+                  <w:rFonts w:eastAsia="Calibri" w:cs="Calibri"/>
+                  <w:sz w:val="19"/>
+                  <w:szCs w:val="19"/>
+                </w:rPr>
+                <w:t>ADR-003</w:t>
+              </w:r>
+            </w:hyperlink>
           </w:p>
         </w:tc>
         <w:tc>
@@ -4455,15 +4521,17 @@
             <w:tcW w:w="3116" w:type="dxa"/>
           </w:tcPr>
           <w:p>
-            <w:r>
-              <w:rPr>
-                <w:rFonts w:eastAsia="Calibri" w:cs="Calibri"/>
-                <w:color w:val="222222"/>
-                <w:sz w:val="19"/>
-                <w:szCs w:val="19"/>
-              </w:rPr>
-              <w:t>ADR-004</w:t>
-            </w:r>
+            <w:hyperlink r:id="rId15" w:history="1">
+              <w:r>
+                <w:rPr>
+                  <w:rStyle w:val="Hyperlink"/>
+                  <w:rFonts w:eastAsia="Calibri" w:cs="Calibri"/>
+                  <w:sz w:val="19"/>
+                  <w:szCs w:val="19"/>
+                </w:rPr>
+                <w:t>ADR-004</w:t>
+              </w:r>
+            </w:hyperlink>
           </w:p>
         </w:tc>
         <w:tc>
@@ -4505,15 +4573,35 @@
             <w:tcW w:w="3116" w:type="dxa"/>
           </w:tcPr>
           <w:p>
-            <w:r>
-              <w:rPr>
-                <w:rFonts w:eastAsia="Calibri" w:cs="Calibri"/>
-                <w:color w:val="222222"/>
-                <w:sz w:val="19"/>
-                <w:szCs w:val="19"/>
-              </w:rPr>
-              <w:t>ADR-005</w:t>
-            </w:r>
+            <w:hyperlink r:id="rId16" w:history="1">
+              <w:r>
+                <w:rPr>
+                  <w:rStyle w:val="Hyperlink"/>
+                  <w:rFonts w:eastAsia="Calibri" w:cs="Calibri"/>
+                  <w:sz w:val="19"/>
+                  <w:szCs w:val="19"/>
+                </w:rPr>
+                <w:t>ADR-0</w:t>
+              </w:r>
+              <w:r>
+                <w:rPr>
+                  <w:rStyle w:val="Hyperlink"/>
+                  <w:rFonts w:eastAsia="Calibri" w:cs="Calibri"/>
+                  <w:sz w:val="19"/>
+                  <w:szCs w:val="19"/>
+                </w:rPr>
+                <w:t>0</w:t>
+              </w:r>
+              <w:r>
+                <w:rPr>
+                  <w:rStyle w:val="Hyperlink"/>
+                  <w:rFonts w:eastAsia="Calibri" w:cs="Calibri"/>
+                  <w:sz w:val="19"/>
+                  <w:szCs w:val="19"/>
+                </w:rPr>
+                <w:t>5</w:t>
+              </w:r>
+            </w:hyperlink>
           </w:p>
         </w:tc>
         <w:tc>
@@ -4758,16 +4846,9 @@
         <w:t>Do we want a scripted “chaos” toggle in the UI to trigger failures live, or drive failures from a test harness?</w:t>
       </w:r>
     </w:p>
-    <w:p>
-      <w:pPr>
-        <w:pStyle w:val="Heading1"/>
-      </w:pPr>
-    </w:p>
-    <w:p/>
-    <w:p/>
     <w:sectPr>
-      <w:headerReference w:type="default" r:id="rId11"/>
-      <w:footerReference w:type="default" r:id="rId12"/>
+      <w:headerReference w:type="default" r:id="rId17"/>
+      <w:footerReference w:type="default" r:id="rId18"/>
       <w:pgSz w:w="12240" w:h="15840"/>
       <w:pgMar w:top="1440" w:right="1440" w:bottom="1440" w:left="1440" w:header="720" w:footer="720" w:gutter="0"/>
       <w:cols w:space="720"/>
@@ -6731,6 +6812,30 @@
       <w:szCs w:val="24"/>
     </w:rPr>
   </w:style>
+  <w:style w:type="character" w:styleId="UnresolvedMention">
+    <w:name w:val="Unresolved Mention"/>
+    <w:basedOn w:val="DefaultParagraphFont"/>
+    <w:uiPriority w:val="99"/>
+    <w:semiHidden/>
+    <w:unhideWhenUsed/>
+    <w:rsid w:val="00397E8B"/>
+    <w:rPr>
+      <w:color w:val="605E5C"/>
+      <w:shd w:val="clear" w:color="auto" w:fill="E1DFDD"/>
+    </w:rPr>
+  </w:style>
+  <w:style w:type="character" w:styleId="FollowedHyperlink">
+    <w:name w:val="FollowedHyperlink"/>
+    <w:basedOn w:val="DefaultParagraphFont"/>
+    <w:uiPriority w:val="99"/>
+    <w:semiHidden/>
+    <w:unhideWhenUsed/>
+    <w:rsid w:val="00C13561"/>
+    <w:rPr>
+      <w:color w:val="59A8D1" w:themeColor="followedHyperlink"/>
+      <w:u w:val="single"/>
+    </w:rPr>
+  </w:style>
 </w:styles>
 </file>
 
